--- a/public/gallery/examples/data-analyst/ja/resume.docx
+++ b/public/gallery/examples/data-analyst/ja/resume.docx
@@ -66,7 +66,7 @@
         </w:rPr>
         <w:t xml:space="preserve">📧 </w:t>
       </w:r>
-      <w:hyperlink w:history="1" r:id="rIdr_wkbnt8dht3ltk9zo89n">
+      <w:hyperlink w:history="1" r:id="rIdamlengcpg_zmwymic_l9w">
         <w:r>
           <w:rPr>
             <w:sz w:val="18"/>
@@ -89,7 +89,7 @@
         </w:rPr>
         <w:t xml:space="preserve">🔗 </w:t>
       </w:r>
-      <w:hyperlink w:history="1" r:id="rIdc1b4lla-upv-2nnegxtjy">
+      <w:hyperlink w:history="1" r:id="rIdaimenizldrwlpawdjvgju">
         <w:r>
           <w:rPr>
             <w:sz w:val="18"/>
@@ -124,7 +124,7 @@
         <w:spacing w:after="200" w:line="276"/>
         <w:jc w:val="center"/>
       </w:pPr>
-      <w:hyperlink w:history="1" r:id="rId30njavalepyfemrodgcrg">
+      <w:hyperlink w:history="1" r:id="rIdxbsk3v_wiealryhp42lbs">
         <w:r>
           <w:rPr>
             <w:sz w:val="18"/>
@@ -140,7 +140,7 @@
         </w:rPr>
         <w:t xml:space="preserve"> • </w:t>
       </w:r>
-      <w:hyperlink w:history="1" r:id="rIdjlfn9qzzdpotzc-pul_6p">
+      <w:hyperlink w:history="1" r:id="rIdcdwzxe9oqm65lhdr3i_um">
         <w:r>
           <w:rPr>
             <w:sz w:val="18"/>
@@ -223,7 +223,7 @@
         </w:rPr>
         <w:t xml:space="preserve">	</w:t>
       </w:r>
-      <w:hyperlink w:history="1" r:id="rIdtxeakvtmk2prukw44denw">
+      <w:hyperlink w:history="1" r:id="rIdkc8qlrctkyim47xe238iw">
         <w:r>
           <w:rPr>
             <w:sz w:val="18"/>
@@ -386,7 +386,7 @@
         </w:rPr>
         <w:t xml:space="preserve">	</w:t>
       </w:r>
-      <w:hyperlink w:history="1" r:id="rIdq2npoqgbmsvfzplhlxlos">
+      <w:hyperlink w:history="1" r:id="rIdu-yrqht5odstnqv5fvhcn">
         <w:r>
           <w:rPr>
             <w:sz w:val="18"/>
@@ -549,7 +549,7 @@
         </w:rPr>
         <w:t xml:space="preserve">	</w:t>
       </w:r>
-      <w:hyperlink w:history="1" r:id="rIdrzigco3s2adydljg0u1z8">
+      <w:hyperlink w:history="1" r:id="rIdbplsnoarzvvhie7ug7gw8">
         <w:r>
           <w:rPr>
             <w:sz w:val="18"/>
@@ -956,7 +956,7 @@
         </w:rPr>
         <w:t xml:space="preserve">	</w:t>
       </w:r>
-      <w:hyperlink w:history="1" r:id="rIdeguctrzglr7zlrpf0jymf">
+      <w:hyperlink w:history="1" r:id="rIdhrca8yuc2hpis2bbqh4nk">
         <w:r>
           <w:rPr>
             <w:sz w:val="18"/>
@@ -1022,7 +1022,7 @@
         </w:rPr>
         <w:t xml:space="preserve">	</w:t>
       </w:r>
-      <w:hyperlink w:history="1" r:id="rIdt0fq0kzmrbaxifaowaneo">
+      <w:hyperlink w:history="1" r:id="rId9hxnalenpexxdchx4dl7v">
         <w:r>
           <w:rPr>
             <w:sz w:val="18"/>
@@ -1107,7 +1107,7 @@
         </w:rPr>
         <w:t xml:space="preserve">	</w:t>
       </w:r>
-      <w:hyperlink w:history="1" r:id="rIduxmsop4uzpbscumw9cx7m">
+      <w:hyperlink w:history="1" r:id="rIdtdeur16g338qqo_c_vvjv">
         <w:r>
           <w:rPr>
             <w:sz w:val="18"/>
@@ -1204,7 +1204,7 @@
         </w:rPr>
         <w:t xml:space="preserve">	</w:t>
       </w:r>
-      <w:hyperlink w:history="1" r:id="rIdyjehcshkssnepbwzk2vcv">
+      <w:hyperlink w:history="1" r:id="rIdeb9b3vexthgjfax1gfapr">
         <w:r>
           <w:rPr>
             <w:sz w:val="18"/>
@@ -1348,7 +1348,7 @@
         </w:rPr>
         <w:t xml:space="preserve">	</w:t>
       </w:r>
-      <w:hyperlink w:history="1" r:id="rIdel9kktwusjvhxb0564q9n">
+      <w:hyperlink w:history="1" r:id="rId41mkh-mz4mlhm_a8lzj3z">
         <w:r>
           <w:rPr>
             <w:sz w:val="18"/>
@@ -1593,7 +1593,7 @@
         </w:rPr>
         <w:t xml:space="preserve">	</w:t>
       </w:r>
-      <w:hyperlink w:history="1" r:id="rId7iibp-ybl-rlcgqprjjpy">
+      <w:hyperlink w:history="1" r:id="rIdefxjdtgholna59ugni7lf">
         <w:r>
           <w:rPr>
             <w:sz w:val="18"/>
